--- a/dados/modelo_parecer_deferido_it.docx
+++ b/dados/modelo_parecer_deferido_it.docx
@@ -557,10 +557,9 @@
           <w:szCs w:val="24"/>
           <w:lang w:eastAsia="ar-SA"/>
         </w:rPr>
-        <w:t xml:space="preserve"> </w:t>
+        <w:t>{{EVENTO</w:t>
       </w:r>
-      <w:bookmarkStart w:id="0" w:name="_GoBack"/>
-      <w:bookmarkEnd w:id="0"/>
+      <w:proofErr w:type="gramStart"/>
       <w:r>
         <w:rPr>
           <w:rFonts w:ascii="Times New Roman" w:eastAsia="Times New Roman" w:hAnsi="Times New Roman" w:cs="Times New Roman"/>
@@ -568,7 +567,17 @@
           <w:szCs w:val="24"/>
           <w:lang w:eastAsia="ar-SA"/>
         </w:rPr>
-        <w:t>{{EVENTO}}{{DATA_EVENTO}}{{PERIODO}}</w:t>
+        <w:t>}}{</w:t>
+      </w:r>
+      <w:proofErr w:type="gramEnd"/>
+      <w:r>
+        <w:rPr>
+          <w:rFonts w:ascii="Times New Roman" w:eastAsia="Times New Roman" w:hAnsi="Times New Roman" w:cs="Times New Roman"/>
+          <w:sz w:val="24"/>
+          <w:szCs w:val="24"/>
+          <w:lang w:eastAsia="ar-SA"/>
+        </w:rPr>
+        <w:t>{DATA_EVENTO}}{{PERIODO}}</w:t>
       </w:r>
       <w:r>
         <w:rPr>
@@ -595,7 +604,18 @@
           <w:szCs w:val="24"/>
           <w:lang w:eastAsia="ar-SA"/>
         </w:rPr>
-        <w:t>{{ENDERECO}}</w:t>
+        <w:t>{{ENDER</w:t>
+      </w:r>
+      <w:bookmarkStart w:id="0" w:name="_GoBack"/>
+      <w:bookmarkEnd w:id="0"/>
+      <w:r>
+        <w:rPr>
+          <w:rFonts w:ascii="Times New Roman" w:eastAsia="Times New Roman" w:hAnsi="Times New Roman" w:cs="Times New Roman"/>
+          <w:sz w:val="24"/>
+          <w:szCs w:val="24"/>
+          <w:lang w:eastAsia="ar-SA"/>
+        </w:rPr>
+        <w:t>ECO}}</w:t>
       </w:r>
       <w:r>
         <w:rPr>
@@ -747,19 +767,9 @@
     </w:p>
     <w:p>
       <w:pPr>
+        <w:pStyle w:val="Corpodetexto"/>
         <w:spacing w:line="360" w:lineRule="auto"/>
-        <w:jc w:val="both"/>
-        <w:rPr>
-          <w:rFonts w:ascii="Times New Roman" w:eastAsia="Times New Roman" w:hAnsi="Times New Roman" w:cs="Times New Roman"/>
-          <w:sz w:val="24"/>
-          <w:szCs w:val="24"/>
-          <w:lang w:eastAsia="ar-SA"/>
-        </w:rPr>
-      </w:pPr>
-    </w:p>
-    <w:p>
-      <w:pPr>
-        <w:spacing w:line="360" w:lineRule="auto"/>
+        <w:ind w:right="18" w:firstLine="720"/>
         <w:jc w:val="both"/>
         <w:rPr>
           <w:rFonts w:ascii="Times New Roman" w:eastAsia="Times New Roman" w:hAnsi="Times New Roman" w:cs="Times New Roman"/>
@@ -771,13 +781,11 @@
       <w:r>
         <w:rPr>
           <w:rFonts w:ascii="Times New Roman" w:eastAsia="Times New Roman" w:hAnsi="Times New Roman" w:cs="Times New Roman"/>
-          <w:b/>
-          <w:bCs/>
           <w:sz w:val="24"/>
           <w:szCs w:val="24"/>
           <w:lang w:eastAsia="ar-SA"/>
         </w:rPr>
-        <w:t>DEFERIMOS</w:t>
+        <w:t>Diante do exposto, constatou-se que existe indic</w:t>
       </w:r>
       <w:r>
         <w:rPr>
@@ -786,20 +794,17 @@
           <w:szCs w:val="24"/>
           <w:lang w:eastAsia="ar-SA"/>
         </w:rPr>
-        <w:t>, portanto a presente solicitação.</w:t>
+        <w:t xml:space="preserve">ação técnica para atendimento à </w:t>
       </w:r>
-    </w:p>
-    <w:p>
-      <w:pPr>
-        <w:widowControl w:val="0"/>
-        <w:spacing w:line="360" w:lineRule="auto"/>
-        <w:jc w:val="both"/>
+      <w:r>
         <w:rPr>
-          <w:rFonts w:ascii="Times New Roman" w:hAnsi="Times New Roman" w:cs="Times New Roman"/>
+          <w:rFonts w:ascii="Times New Roman" w:eastAsia="Times New Roman" w:hAnsi="Times New Roman" w:cs="Times New Roman"/>
           <w:sz w:val="24"/>
           <w:szCs w:val="24"/>
+          <w:lang w:eastAsia="ar-SA"/>
         </w:rPr>
-      </w:pPr>
+        <w:t>solicitação.</w:t>
+      </w:r>
     </w:p>
     <w:p>
       <w:pPr>
@@ -825,44 +830,7 @@
       <w:pPr>
         <w:widowControl w:val="0"/>
         <w:spacing w:line="240" w:lineRule="auto"/>
-        <w:jc w:val="both"/>
-        <w:rPr>
-          <w:rFonts w:ascii="Times New Roman" w:hAnsi="Times New Roman" w:cs="Times New Roman"/>
-          <w:sz w:val="24"/>
-          <w:szCs w:val="24"/>
-        </w:rPr>
-      </w:pPr>
-    </w:p>
-    <w:p>
-      <w:pPr>
-        <w:widowControl w:val="0"/>
-        <w:spacing w:line="240" w:lineRule="auto"/>
         <w:ind w:firstLine="426"/>
-        <w:jc w:val="both"/>
-        <w:rPr>
-          <w:rFonts w:ascii="Times New Roman" w:hAnsi="Times New Roman" w:cs="Times New Roman"/>
-          <w:sz w:val="24"/>
-          <w:szCs w:val="24"/>
-        </w:rPr>
-      </w:pPr>
-    </w:p>
-    <w:p>
-      <w:pPr>
-        <w:widowControl w:val="0"/>
-        <w:spacing w:line="240" w:lineRule="auto"/>
-        <w:ind w:firstLine="426"/>
-        <w:jc w:val="both"/>
-        <w:rPr>
-          <w:rFonts w:ascii="Times New Roman" w:hAnsi="Times New Roman" w:cs="Times New Roman"/>
-          <w:sz w:val="24"/>
-          <w:szCs w:val="24"/>
-        </w:rPr>
-      </w:pPr>
-    </w:p>
-    <w:p>
-      <w:pPr>
-        <w:widowControl w:val="0"/>
-        <w:spacing w:line="240" w:lineRule="auto"/>
         <w:jc w:val="both"/>
         <w:rPr>
           <w:rFonts w:ascii="Times New Roman" w:hAnsi="Times New Roman" w:cs="Times New Roman"/>
@@ -977,9 +945,8 @@
     </w:p>
     <w:p>
       <w:pPr>
-        <w:widowControl w:val="0"/>
-        <w:spacing w:line="240" w:lineRule="auto"/>
-        <w:ind w:left="720" w:firstLine="720"/>
+        <w:spacing w:before="1" w:line="360" w:lineRule="auto"/>
+        <w:jc w:val="both"/>
         <w:rPr>
           <w:rFonts w:ascii="Times New Roman" w:hAnsi="Times New Roman" w:cs="Times New Roman"/>
           <w:sz w:val="24"/>
@@ -988,133 +955,131 @@
       </w:pPr>
       <w:r>
         <w:rPr>
-          <w:rFonts w:ascii="Times New Roman" w:eastAsia="Times New Roman" w:hAnsi="Times New Roman" w:cs="Times New Roman"/>
+          <w:rFonts w:ascii="Times New Roman" w:hAnsi="Times New Roman" w:cs="Times New Roman"/>
           <w:sz w:val="24"/>
           <w:szCs w:val="24"/>
-          <w:lang w:eastAsia="ar-SA"/>
         </w:rPr>
-        <w:t xml:space="preserve">                                                                           </w:t>
+        <w:t>De acordo:</w:t>
       </w:r>
     </w:p>
     <w:p>
       <w:pPr>
-        <w:widowControl w:val="0"/>
-        <w:spacing w:line="240" w:lineRule="auto"/>
-        <w:ind w:firstLine="426"/>
-        <w:jc w:val="center"/>
+        <w:spacing w:before="1" w:line="360" w:lineRule="auto"/>
+        <w:jc w:val="both"/>
         <w:rPr>
           <w:rFonts w:ascii="Times New Roman" w:hAnsi="Times New Roman" w:cs="Times New Roman"/>
           <w:sz w:val="24"/>
           <w:szCs w:val="24"/>
         </w:rPr>
       </w:pPr>
+    </w:p>
+    <w:p>
+      <w:pPr>
+        <w:spacing w:before="1"/>
+        <w:ind w:left="2880"/>
+        <w:jc w:val="both"/>
+        <w:rPr>
+          <w:rFonts w:ascii="Times New Roman" w:hAnsi="Times New Roman" w:cs="Times New Roman"/>
+          <w:b/>
+          <w:sz w:val="24"/>
+        </w:rPr>
+      </w:pPr>
       <w:r>
         <w:rPr>
-          <w:rFonts w:ascii="Times New Roman" w:eastAsia="Times New Roman" w:hAnsi="Times New Roman" w:cs="Times New Roman"/>
+          <w:rFonts w:ascii="Times New Roman" w:hAnsi="Times New Roman" w:cs="Times New Roman"/>
           <w:b/>
-          <w:bCs/>
           <w:sz w:val="24"/>
-          <w:szCs w:val="24"/>
         </w:rPr>
-        <w:tab/>
+        <w:t xml:space="preserve">       </w:t>
+      </w:r>
+      <w:proofErr w:type="spellStart"/>
+      <w:r>
+        <w:rPr>
+          <w:rFonts w:ascii="Times New Roman" w:hAnsi="Times New Roman" w:cs="Times New Roman"/>
+          <w:b/>
+          <w:sz w:val="24"/>
+        </w:rPr>
+        <w:t>J</w:t>
       </w:r>
       <w:r>
         <w:rPr>
-          <w:rFonts w:ascii="Times New Roman" w:eastAsia="Times New Roman" w:hAnsi="Times New Roman" w:cs="Times New Roman"/>
+          <w:rFonts w:ascii="Times New Roman" w:hAnsi="Times New Roman" w:cs="Times New Roman"/>
           <w:b/>
-          <w:bCs/>
           <w:sz w:val="24"/>
-          <w:szCs w:val="24"/>
         </w:rPr>
-        <w:tab/>
-      </w:r>
-    </w:p>
-    <w:p>
-      <w:pPr>
-        <w:widowControl w:val="0"/>
-        <w:spacing w:line="240" w:lineRule="auto"/>
-        <w:ind w:firstLine="426"/>
-        <w:jc w:val="center"/>
-        <w:rPr>
-          <w:rFonts w:ascii="Times New Roman" w:hAnsi="Times New Roman" w:cs="Times New Roman"/>
-          <w:sz w:val="24"/>
-          <w:szCs w:val="24"/>
-        </w:rPr>
-      </w:pPr>
-      <w:proofErr w:type="spellStart"/>
-      <w:r>
-        <w:rPr>
-          <w:rFonts w:ascii="Times New Roman" w:eastAsia="Times New Roman" w:hAnsi="Times New Roman" w:cs="Times New Roman"/>
-          <w:b/>
-          <w:bCs/>
-          <w:sz w:val="24"/>
-          <w:szCs w:val="24"/>
-        </w:rPr>
-        <w:t>Jardson</w:t>
+        <w:t>ardson</w:t>
       </w:r>
       <w:proofErr w:type="spellEnd"/>
       <w:r>
         <w:rPr>
-          <w:rFonts w:ascii="Times New Roman" w:eastAsia="Times New Roman" w:hAnsi="Times New Roman" w:cs="Times New Roman"/>
+          <w:rFonts w:ascii="Times New Roman" w:hAnsi="Times New Roman" w:cs="Times New Roman"/>
           <w:b/>
-          <w:bCs/>
+          <w:spacing w:val="-4"/>
           <w:sz w:val="24"/>
-          <w:szCs w:val="24"/>
         </w:rPr>
         <w:t xml:space="preserve"> </w:t>
       </w:r>
       <w:r>
         <w:rPr>
-          <w:rFonts w:ascii="Times New Roman" w:eastAsia="Times New Roman" w:hAnsi="Times New Roman" w:cs="Times New Roman"/>
+          <w:rFonts w:ascii="Times New Roman" w:hAnsi="Times New Roman" w:cs="Times New Roman"/>
           <w:sz w:val="24"/>
-          <w:szCs w:val="24"/>
         </w:rPr>
-        <w:t xml:space="preserve">Saraiva </w:t>
+        <w:t>Saraiva</w:t>
       </w:r>
       <w:r>
         <w:rPr>
-          <w:rFonts w:ascii="Times New Roman" w:eastAsia="Times New Roman" w:hAnsi="Times New Roman" w:cs="Times New Roman"/>
+          <w:rFonts w:ascii="Times New Roman" w:hAnsi="Times New Roman" w:cs="Times New Roman"/>
+          <w:spacing w:val="-1"/>
+          <w:sz w:val="24"/>
+        </w:rPr>
+        <w:t xml:space="preserve"> </w:t>
+      </w:r>
+      <w:r>
+        <w:rPr>
+          <w:rFonts w:ascii="Times New Roman" w:hAnsi="Times New Roman" w:cs="Times New Roman"/>
           <w:b/>
-          <w:bCs/>
+          <w:spacing w:val="-4"/>
           <w:sz w:val="24"/>
-          <w:szCs w:val="24"/>
         </w:rPr>
         <w:t>Cruz</w:t>
       </w:r>
     </w:p>
     <w:p>
       <w:pPr>
-        <w:widowControl w:val="0"/>
-        <w:spacing w:line="240" w:lineRule="auto"/>
-        <w:ind w:firstLine="426"/>
+        <w:pStyle w:val="Corpodetexto"/>
+        <w:spacing w:before="3"/>
+        <w:ind w:left="2880" w:firstLine="720"/>
+        <w:jc w:val="both"/>
         <w:rPr>
           <w:rFonts w:ascii="Times New Roman" w:hAnsi="Times New Roman" w:cs="Times New Roman"/>
-          <w:sz w:val="24"/>
-          <w:szCs w:val="24"/>
         </w:rPr>
       </w:pPr>
       <w:r>
         <w:rPr>
-          <w:rFonts w:ascii="Times New Roman" w:eastAsia="Times New Roman" w:hAnsi="Times New Roman" w:cs="Times New Roman"/>
-          <w:sz w:val="24"/>
-          <w:szCs w:val="24"/>
-          <w:lang w:eastAsia="ar-SA"/>
+          <w:rFonts w:ascii="Times New Roman" w:hAnsi="Times New Roman" w:cs="Times New Roman"/>
         </w:rPr>
-        <w:t xml:space="preserve">                                                           Diretor Técnico</w:t>
+        <w:t xml:space="preserve"> </w:t>
       </w:r>
-    </w:p>
-    <w:p>
-      <w:pPr>
-        <w:widowControl w:val="0"/>
-        <w:spacing w:line="240" w:lineRule="auto"/>
-        <w:ind w:firstLine="426"/>
-        <w:jc w:val="center"/>
+      <w:r>
         <w:rPr>
           <w:rFonts w:ascii="Times New Roman" w:hAnsi="Times New Roman" w:cs="Times New Roman"/>
-          <w:sz w:val="24"/>
-          <w:szCs w:val="24"/>
         </w:rPr>
-      </w:pPr>
+        <w:t>Diretor</w:t>
+      </w:r>
+      <w:r>
+        <w:rPr>
+          <w:rFonts w:ascii="Times New Roman" w:hAnsi="Times New Roman" w:cs="Times New Roman"/>
+          <w:spacing w:val="-7"/>
+        </w:rPr>
+        <w:t xml:space="preserve"> </w:t>
+      </w:r>
+      <w:r>
+        <w:rPr>
+          <w:rFonts w:ascii="Times New Roman" w:hAnsi="Times New Roman" w:cs="Times New Roman"/>
+          <w:spacing w:val="-2"/>
+        </w:rPr>
+        <w:t>Técnico</w:t>
+      </w:r>
     </w:p>
     <w:p>
       <w:pPr>

--- a/dados/modelo_parecer_deferido_it.docx
+++ b/dados/modelo_parecer_deferido_it.docx
@@ -557,9 +557,8 @@
           <w:szCs w:val="24"/>
           <w:lang w:eastAsia="ar-SA"/>
         </w:rPr>
-        <w:t>{{EVENTO</w:t>
+        <w:t>,</w:t>
       </w:r>
-      <w:proofErr w:type="gramStart"/>
       <w:r>
         <w:rPr>
           <w:rFonts w:ascii="Times New Roman" w:eastAsia="Times New Roman" w:hAnsi="Times New Roman" w:cs="Times New Roman"/>
@@ -567,9 +566,8 @@
           <w:szCs w:val="24"/>
           <w:lang w:eastAsia="ar-SA"/>
         </w:rPr>
-        <w:t>}}{</w:t>
+        <w:t xml:space="preserve"> {{EVENTO}}</w:t>
       </w:r>
-      <w:proofErr w:type="gramEnd"/>
       <w:r>
         <w:rPr>
           <w:rFonts w:ascii="Times New Roman" w:eastAsia="Times New Roman" w:hAnsi="Times New Roman" w:cs="Times New Roman"/>
@@ -577,7 +575,18 @@
           <w:szCs w:val="24"/>
           <w:lang w:eastAsia="ar-SA"/>
         </w:rPr>
-        <w:t>{DATA_EVENTO}}{{PERIODO}}</w:t>
+        <w:t>,</w:t>
+      </w:r>
+      <w:bookmarkStart w:id="0" w:name="_GoBack"/>
+      <w:bookmarkEnd w:id="0"/>
+      <w:r>
+        <w:rPr>
+          <w:rFonts w:ascii="Times New Roman" w:eastAsia="Times New Roman" w:hAnsi="Times New Roman" w:cs="Times New Roman"/>
+          <w:sz w:val="24"/>
+          <w:szCs w:val="24"/>
+          <w:lang w:eastAsia="ar-SA"/>
+        </w:rPr>
+        <w:t xml:space="preserve"> {{DATA_EVENTO}} {{PERIODO}}</w:t>
       </w:r>
       <w:r>
         <w:rPr>
@@ -595,36 +604,7 @@
           <w:szCs w:val="24"/>
           <w:lang w:eastAsia="ar-SA"/>
         </w:rPr>
-        <w:t xml:space="preserve">na </w:t>
-      </w:r>
-      <w:r>
-        <w:rPr>
-          <w:rFonts w:ascii="Times New Roman" w:eastAsia="Times New Roman" w:hAnsi="Times New Roman" w:cs="Times New Roman"/>
-          <w:sz w:val="24"/>
-          <w:szCs w:val="24"/>
-          <w:lang w:eastAsia="ar-SA"/>
-        </w:rPr>
-        <w:t>{{ENDER</w:t>
-      </w:r>
-      <w:bookmarkStart w:id="0" w:name="_GoBack"/>
-      <w:bookmarkEnd w:id="0"/>
-      <w:r>
-        <w:rPr>
-          <w:rFonts w:ascii="Times New Roman" w:eastAsia="Times New Roman" w:hAnsi="Times New Roman" w:cs="Times New Roman"/>
-          <w:sz w:val="24"/>
-          <w:szCs w:val="24"/>
-          <w:lang w:eastAsia="ar-SA"/>
-        </w:rPr>
-        <w:t>ECO}}</w:t>
-      </w:r>
-      <w:r>
-        <w:rPr>
-          <w:rFonts w:ascii="Times New Roman" w:eastAsia="Times New Roman" w:hAnsi="Times New Roman" w:cs="Times New Roman"/>
-          <w:sz w:val="24"/>
-          <w:szCs w:val="24"/>
-          <w:lang w:eastAsia="ar-SA"/>
-        </w:rPr>
-        <w:t>.</w:t>
+        <w:t>na {{ENDERECO}}.</w:t>
       </w:r>
     </w:p>
     <w:p>
